--- a/Project_CNT3004.docx
+++ b/Project_CNT3004.docx
@@ -145,40 +145,9 @@
       <w:pPr>
         <w:pStyle w:val="NoIndent"/>
       </w:pPr>
-      <w:sdt>
-        <w:sdtPr>
-          <w:id w:val="-1687975952"/>
-          <w:placeholder>
-            <w:docPart w:val="326C2741BD3BE441B67431B2A35F8C7C"/>
-          </w:placeholder>
-          <w:temporary/>
-          <w:showingPlcHdr/>
-          <w15:appearance w15:val="hidden"/>
-        </w:sdtPr>
-        <w:sdtContent>
-          <w:r>
-            <w:t xml:space="preserve">The abstract should be one paragraph of between 150 and 250 words. It is not indented. Section titles, such as the word Abstract above, are now to use bold heading format. References, Footnotes, and Figure section titles should also be written in bold. To do this, use the </w:t>
-          </w:r>
-          <w:r>
-            <w:rPr>
-              <w:rStyle w:val="Strong"/>
-            </w:rPr>
-            <w:t>Section Title</w:t>
-          </w:r>
-          <w:r>
-            <w:t xml:space="preserve"> style. This style automatically starts your section on a new page, so you don’t have to add page breaks. Note that all of the styles for this template are available on the </w:t>
-          </w:r>
-          <w:r>
-            <w:rPr>
-              <w:rStyle w:val="Strong"/>
-            </w:rPr>
-            <w:t>Home</w:t>
-          </w:r>
-          <w:r>
-            <w:t xml:space="preserve"> tab of the ribbon, in the Styles dropdown menu.</w:t>
-          </w:r>
-        </w:sdtContent>
-      </w:sdt>
+      <w:r>
+        <w:t>The primary objective of this collaborative project is to design, implement, and evaluate a distributed file sharing system in the cloud employing a server-client architecture. The system should facilitate efficient and secure file transfer between multiple clients connected to a central server.</w:t>
+      </w:r>
       <w:r>
         <w:t xml:space="preserve"> </w:t>
       </w:r>
@@ -5569,50 +5538,6 @@
         </w:p>
       </w:docPartBody>
     </w:docPart>
-    <w:docPart>
-      <w:docPartPr>
-        <w:name w:val="326C2741BD3BE441B67431B2A35F8C7C"/>
-        <w:category>
-          <w:name w:val="General"/>
-          <w:gallery w:val="placeholder"/>
-        </w:category>
-        <w:types>
-          <w:type w:val="bbPlcHdr"/>
-        </w:types>
-        <w:behaviors>
-          <w:behavior w:val="content"/>
-        </w:behaviors>
-        <w:guid w:val="{2B7BEA5D-69D9-0B4D-AE15-432F4C426012}"/>
-      </w:docPartPr>
-      <w:docPartBody>
-        <w:p>
-          <w:pPr>
-            <w:pStyle w:val="326C2741BD3BE441B67431B2A35F8C7C"/>
-          </w:pPr>
-          <w:r>
-            <w:t xml:space="preserve">The abstract should be one paragraph of between 150 and 250 words. It is not indented. Section titles, such as the word Abstract above, are now to use bold heading format. References, Footnotes, and Figure section titles should also be written in bold. To do this, use the </w:t>
-          </w:r>
-          <w:r>
-            <w:rPr>
-              <w:rStyle w:val="Strong"/>
-            </w:rPr>
-            <w:t>Section Title</w:t>
-          </w:r>
-          <w:r>
-            <w:t xml:space="preserve"> style. This style automatically starts your section on a new page, so you don’t have to add page breaks. Note that all of the styles for this template are available on the </w:t>
-          </w:r>
-          <w:r>
-            <w:rPr>
-              <w:rStyle w:val="Strong"/>
-            </w:rPr>
-            <w:t>Home</w:t>
-          </w:r>
-          <w:r>
-            <w:t xml:space="preserve"> tab of the ribbon, in the Styles dropdown menu.</w:t>
-          </w:r>
-        </w:p>
-      </w:docPartBody>
-    </w:docPart>
   </w:docParts>
 </w:glossaryDocument>
 </file>
@@ -5666,23 +5591,23 @@
     <w:altName w:val="ＭＳ 明朝"/>
     <w:panose1 w:val="02020609040205080304"/>
     <w:charset w:val="80"/>
-    <w:family w:val="modern"/>
+    <w:family w:val="roman"/>
     <w:pitch w:val="fixed"/>
-    <w:sig w:usb0="E00002FF" w:usb1="6AC7FDFB" w:usb2="08000012" w:usb3="00000000" w:csb0="0002009F" w:csb1="00000000"/>
+    <w:sig w:usb0="00000001" w:usb1="08070000" w:usb2="00000010" w:usb3="00000000" w:csb0="00020000" w:csb1="00000000"/>
   </w:font>
   <w:font w:name="Aptos">
-    <w:panose1 w:val="020B0004020202020204"/>
+    <w:panose1 w:val="00000000000000000000"/>
     <w:charset w:val="00"/>
-    <w:family w:val="swiss"/>
-    <w:pitch w:val="variable"/>
-    <w:sig w:usb0="20000287" w:usb1="00000003" w:usb2="00000000" w:usb3="00000000" w:csb0="0000019F" w:csb1="00000000"/>
+    <w:family w:val="roman"/>
+    <w:notTrueType/>
+    <w:pitch w:val="default"/>
   </w:font>
   <w:font w:name="Aptos Display">
-    <w:panose1 w:val="020B0004020202020204"/>
+    <w:panose1 w:val="00000000000000000000"/>
     <w:charset w:val="00"/>
-    <w:family w:val="swiss"/>
-    <w:pitch w:val="variable"/>
-    <w:sig w:usb0="20000287" w:usb1="00000003" w:usb2="00000000" w:usb3="00000000" w:csb0="0000019F" w:csb1="00000000"/>
+    <w:family w:val="roman"/>
+    <w:notTrueType/>
+    <w:pitch w:val="default"/>
   </w:font>
 </w:fonts>
 </file>
@@ -6648,6 +6573,7 @@
 
 <file path=word/glossary/webSettings.xml><?xml version="1.0" encoding="utf-8"?>
 <w:webSettings xmlns:mc="http://schemas.openxmlformats.org/markup-compatibility/2006" xmlns:r="http://schemas.openxmlformats.org/officeDocument/2006/relationships" xmlns:w="http://schemas.openxmlformats.org/wordprocessingml/2006/main" xmlns:w14="http://schemas.microsoft.com/office/word/2010/wordml" xmlns:w15="http://schemas.microsoft.com/office/word/2012/wordml" xmlns:w16cex="http://schemas.microsoft.com/office/word/2018/wordml/cex" xmlns:w16cid="http://schemas.microsoft.com/office/word/2016/wordml/cid" xmlns:w16="http://schemas.microsoft.com/office/word/2018/wordml" xmlns:w16du="http://schemas.microsoft.com/office/word/2023/wordml/word16du" xmlns:w16sdtdh="http://schemas.microsoft.com/office/word/2020/wordml/sdtdatahash" xmlns:w16se="http://schemas.microsoft.com/office/word/2015/wordml/symex" mc:Ignorable="w14 w15 w16se w16cid w16 w16cex w16sdtdh w16du">
+  <w:encoding w:val="macintosh"/>
   <w:optimizeForBrowser/>
   <w:allowPNG/>
 </w:webSettings>
